--- a/pr-preview/pr-113/estimation-handout.docx
+++ b/pr-preview/pr-113/estimation-handout.docx
@@ -15,7 +15,7 @@
         <w:pStyle w:val="Date"/>
       </w:pPr>
       <w:r>
-        <w:t xml:space="preserve">Last modified: 2026-10-12 17:07:11 (PDT)</w:t>
+        <w:t xml:space="preserve">Last modified: 2026-10-12 19:39:01 (PDT)</w:t>
       </w:r>
     </w:p>
     <w:bookmarkStart w:id="14" w:name="scientific-models"/>

--- a/pr-preview/pr-113/estimation-handout.docx
+++ b/pr-preview/pr-113/estimation-handout.docx
@@ -15,7 +15,7 @@
         <w:pStyle w:val="Date"/>
       </w:pPr>
       <w:r>
-        <w:t xml:space="preserve">Last modified: 2026-10-12 19:39:01 (PDT)</w:t>
+        <w:t xml:space="preserve">Last modified: 2026-10-12 20:14:10 (PDT)</w:t>
       </w:r>
     </w:p>
     <w:bookmarkStart w:id="14" w:name="scientific-models"/>

--- a/pr-preview/pr-113/estimation-handout.docx
+++ b/pr-preview/pr-113/estimation-handout.docx
@@ -15,7 +15,7 @@
         <w:pStyle w:val="Date"/>
       </w:pPr>
       <w:r>
-        <w:t xml:space="preserve">Last modified: 2026-10-12 20:14:10 (PDT)</w:t>
+        <w:t xml:space="preserve">Last modified: 2026-10-12 20:27:20 (PDT)</w:t>
       </w:r>
     </w:p>
     <w:bookmarkStart w:id="14" w:name="scientific-models"/>

--- a/pr-preview/pr-113/estimation-handout.docx
+++ b/pr-preview/pr-113/estimation-handout.docx
@@ -15,7 +15,7 @@
         <w:pStyle w:val="Date"/>
       </w:pPr>
       <w:r>
-        <w:t xml:space="preserve">Last modified: 2026-10-12 20:27:20 (PDT)</w:t>
+        <w:t xml:space="preserve">Last modified: 2026-10-12 20:39:35 (PDT)</w:t>
       </w:r>
     </w:p>
     <w:bookmarkStart w:id="14" w:name="scientific-models"/>
@@ -3019,7 +3019,7 @@
     </w:p>
     <w:bookmarkEnd w:id="33"/>
     <w:bookmarkEnd w:id="34"/>
-    <w:bookmarkStart w:id="115" w:name="sec-est-accuracy"/>
+    <w:bookmarkStart w:id="116" w:name="sec-est-accuracy"/>
     <w:p>
       <w:pPr>
         <w:pStyle w:val="Heading2"/>
@@ -18320,7 +18320,7 @@
     </w:p>
     <w:bookmarkEnd w:id="84"/>
     <w:bookmarkEnd w:id="85"/>
-    <w:bookmarkStart w:id="97" w:name="sec-unbiased-estimators"/>
+    <w:bookmarkStart w:id="98" w:name="sec-unbiased-estimators"/>
     <w:p>
       <w:pPr>
         <w:pStyle w:val="Heading3"/>
@@ -25160,8 +25160,45 @@
         <w:t xml:space="preserve">.</w:t>
       </w:r>
     </w:p>
-    <w:bookmarkEnd w:id="97"/>
-    <w:bookmarkStart w:id="100" w:name="mean-absolute-error"/>
+    <w:p>
+      <w:pPr>
+        <w:pStyle w:val="BodyText"/>
+      </w:pPr>
+      <w:r>
+        <w:t xml:space="preserve">5MinuteAI covers the</w:t>
+      </w:r>
+      <w:r>
+        <w:t xml:space="preserve"> </w:t>
+      </w:r>
+      <w:hyperlink r:id="rId97">
+        <w:r>
+          <w:rPr>
+            <w:rStyle w:val="Hyperlink"/>
+          </w:rPr>
+          <w:t xml:space="preserve">properties of estimators</w:t>
+        </w:r>
+      </w:hyperlink>
+      <w:r>
+        <w:t xml:space="preserve">, including bias,</w:t>
+      </w:r>
+      <w:r>
+        <w:t xml:space="preserve"> </w:t>
+      </w:r>
+      <w:r>
+        <w:t xml:space="preserve">following the University of Washington’s CSE 312</w:t>
+      </w:r>
+      <w:r>
+        <w:t xml:space="preserve"> </w:t>
+      </w:r>
+      <w:r>
+        <w:t xml:space="preserve">(5MinuteAI, n.d.)</w:t>
+      </w:r>
+      <w:r>
+        <w:t xml:space="preserve">.</w:t>
+      </w:r>
+    </w:p>
+    <w:bookmarkEnd w:id="98"/>
+    <w:bookmarkStart w:id="101" w:name="mean-absolute-error"/>
     <w:p>
       <w:pPr>
         <w:pStyle w:val="Heading3"/>
@@ -25170,7 +25207,7 @@
         <w:t xml:space="preserve">3.7 Mean absolute error</w:t>
       </w:r>
     </w:p>
-    <w:bookmarkStart w:id="98" w:name="def-mae"/>
+    <w:bookmarkStart w:id="99" w:name="def-mae"/>
     <w:p>
       <w:pPr>
         <w:pStyle w:val="FirstParagraph"/>
@@ -25355,8 +25392,8 @@
         </m:oMath>
       </m:oMathPara>
     </w:p>
-    <w:bookmarkEnd w:id="98"/>
-    <w:bookmarkStart w:id="99" w:name="exm-mae-gaussian"/>
+    <w:bookmarkEnd w:id="99"/>
+    <w:bookmarkStart w:id="100" w:name="exm-mae-gaussian"/>
     <w:p>
       <w:pPr>
         <w:pStyle w:val="FirstParagraph"/>
@@ -27762,9 +27799,9 @@
         <w:t xml:space="preserve">).</w:t>
       </w:r>
     </w:p>
-    <w:bookmarkEnd w:id="99"/>
     <w:bookmarkEnd w:id="100"/>
-    <w:bookmarkStart w:id="114" w:name="standard-error"/>
+    <w:bookmarkEnd w:id="101"/>
+    <w:bookmarkStart w:id="115" w:name="standard-error"/>
     <w:p>
       <w:pPr>
         <w:pStyle w:val="Heading3"/>
@@ -27773,7 +27810,7 @@
         <w:t xml:space="preserve">3.8 Standard error</w:t>
       </w:r>
     </w:p>
-    <w:bookmarkStart w:id="102" w:name="def-SE"/>
+    <w:bookmarkStart w:id="103" w:name="def-SE"/>
     <w:p>
       <w:pPr>
         <w:pStyle w:val="FirstParagraph"/>
@@ -27831,7 +27868,7 @@
       <w:r>
         <w:t xml:space="preserve"> </w:t>
       </w:r>
-      <w:hyperlink r:id="rId101">
+      <w:hyperlink r:id="rId102">
         <w:r>
           <w:rPr>
             <w:rStyle w:val="Hyperlink"/>
@@ -27959,8 +27996,8 @@
         </m:oMath>
       </m:oMathPara>
     </w:p>
-    <w:bookmarkEnd w:id="102"/>
-    <w:bookmarkStart w:id="103" w:name="exm-SE-sample-mean"/>
+    <w:bookmarkEnd w:id="103"/>
+    <w:bookmarkStart w:id="104" w:name="exm-SE-sample-mean"/>
     <w:p>
       <w:pPr>
         <w:pStyle w:val="FirstParagraph"/>
@@ -28272,8 +28309,8 @@
         <w:t xml:space="preserve">.</w:t>
       </w:r>
     </w:p>
-    <w:bookmarkEnd w:id="103"/>
-    <w:bookmarkStart w:id="104" w:name="exr-se-error-sd"/>
+    <w:bookmarkEnd w:id="104"/>
+    <w:bookmarkStart w:id="105" w:name="exr-se-error-sd"/>
     <w:p>
       <w:pPr>
         <w:pStyle w:val="BodyText"/>
@@ -28294,7 +28331,7 @@
       <w:r>
         <w:t xml:space="preserve"> </w:t>
       </w:r>
-      <w:hyperlink r:id="rId101">
+      <w:hyperlink r:id="rId102">
         <w:r>
           <w:rPr>
             <w:rStyle w:val="Hyperlink"/>
@@ -28395,8 +28432,8 @@
         <w:t xml:space="preserve">.</w:t>
       </w:r>
     </w:p>
-    <w:bookmarkEnd w:id="104"/>
-    <w:bookmarkStart w:id="105" w:name="sol-se-error-sd"/>
+    <w:bookmarkEnd w:id="105"/>
+    <w:bookmarkStart w:id="106" w:name="sol-se-error-sd"/>
     <w:p>
       <w:pPr>
         <w:pStyle w:val="BodyText"/>
@@ -28763,8 +28800,8 @@
         </m:oMath>
       </m:oMathPara>
     </w:p>
-    <w:bookmarkEnd w:id="105"/>
-    <w:bookmarkStart w:id="106" w:name="thm-se-error-sd"/>
+    <w:bookmarkEnd w:id="106"/>
+    <w:bookmarkStart w:id="107" w:name="thm-se-error-sd"/>
     <w:p>
       <w:pPr>
         <w:pStyle w:val="FirstParagraph"/>
@@ -28878,7 +28915,7 @@
         </m:oMath>
       </m:oMathPara>
     </w:p>
-    <w:bookmarkEnd w:id="106"/>
+    <w:bookmarkEnd w:id="107"/>
     <w:p>
       <w:pPr>
         <w:pStyle w:val="FirstParagraph"/>
@@ -28911,7 +28948,7 @@
         <w:t xml:space="preserve">.</w:t>
       </w:r>
     </w:p>
-    <w:bookmarkStart w:id="107" w:name="rem-standard-error-name"/>
+    <w:bookmarkStart w:id="108" w:name="rem-standard-error-name"/>
     <w:p>
       <w:pPr>
         <w:pStyle w:val="BodyText"/>
@@ -29021,8 +29058,8 @@
         <w:t xml:space="preserve">so they come up often enough to deserve their own name.</w:t>
       </w:r>
     </w:p>
-    <w:bookmarkEnd w:id="107"/>
-    <w:bookmarkStart w:id="108" w:name="exr-var-mse-bias"/>
+    <w:bookmarkEnd w:id="108"/>
+    <w:bookmarkStart w:id="109" w:name="exr-var-mse-bias"/>
     <w:p>
       <w:pPr>
         <w:pStyle w:val="BodyText"/>
@@ -29192,8 +29229,8 @@
         <w:t xml:space="preserve">.</w:t>
       </w:r>
     </w:p>
-    <w:bookmarkEnd w:id="108"/>
-    <w:bookmarkStart w:id="109" w:name="sol-var-mse-bias"/>
+    <w:bookmarkEnd w:id="109"/>
+    <w:bookmarkStart w:id="110" w:name="sol-var-mse-bias"/>
     <w:p>
       <w:pPr>
         <w:pStyle w:val="BodyText"/>
@@ -30120,8 +30157,8 @@
         </m:oMath>
       </m:oMathPara>
     </w:p>
-    <w:bookmarkEnd w:id="109"/>
-    <w:bookmarkStart w:id="110" w:name="cor-var-mse-bias"/>
+    <w:bookmarkEnd w:id="110"/>
+    <w:bookmarkStart w:id="111" w:name="cor-var-mse-bias"/>
     <w:p>
       <w:pPr>
         <w:pStyle w:val="FirstParagraph"/>
@@ -30316,7 +30353,7 @@
         </m:oMath>
       </m:oMathPara>
     </w:p>
-    <w:bookmarkEnd w:id="110"/>
+    <w:bookmarkEnd w:id="111"/>
     <w:p>
       <w:pPr>
         <w:pStyle w:val="FirstParagraph"/>
@@ -30349,7 +30386,7 @@
         <w:t xml:space="preserve">.</w:t>
       </w:r>
     </w:p>
-    <w:bookmarkStart w:id="111" w:name="exr-se-rmse-unbiased"/>
+    <w:bookmarkStart w:id="112" w:name="exr-se-rmse-unbiased"/>
     <w:p>
       <w:pPr>
         <w:pStyle w:val="BodyText"/>
@@ -30457,8 +30494,8 @@
         <w:t xml:space="preserve">.</w:t>
       </w:r>
     </w:p>
-    <w:bookmarkEnd w:id="111"/>
-    <w:bookmarkStart w:id="112" w:name="sol-se-rmse-unbiased"/>
+    <w:bookmarkEnd w:id="112"/>
+    <w:bookmarkStart w:id="113" w:name="sol-se-rmse-unbiased"/>
     <w:p>
       <w:pPr>
         <w:pStyle w:val="BodyText"/>
@@ -30721,8 +30758,8 @@
         </m:oMath>
       </m:oMathPara>
     </w:p>
-    <w:bookmarkEnd w:id="112"/>
-    <w:bookmarkStart w:id="113" w:name="cor-se-rmse-unbiased"/>
+    <w:bookmarkEnd w:id="113"/>
+    <w:bookmarkStart w:id="114" w:name="cor-se-rmse-unbiased"/>
     <w:p>
       <w:pPr>
         <w:pStyle w:val="FirstParagraph"/>
@@ -30880,7 +30917,7 @@
         </m:oMath>
       </m:oMathPara>
     </w:p>
-    <w:bookmarkEnd w:id="113"/>
+    <w:bookmarkEnd w:id="114"/>
     <w:p>
       <w:pPr>
         <w:pStyle w:val="FirstParagraph"/>
@@ -30913,9 +30950,9 @@
         <w:t xml:space="preserve">.</w:t>
       </w:r>
     </w:p>
-    <w:bookmarkEnd w:id="114"/>
     <w:bookmarkEnd w:id="115"/>
-    <w:bookmarkStart w:id="127" w:name="references"/>
+    <w:bookmarkEnd w:id="116"/>
+    <w:bookmarkStart w:id="130" w:name="references"/>
     <w:p>
       <w:pPr>
         <w:pStyle w:val="Heading2"/>
@@ -30924,8 +30961,45 @@
         <w:t xml:space="preserve">References</w:t>
       </w:r>
     </w:p>
-    <w:bookmarkStart w:id="126" w:name="refs"/>
-    <w:bookmarkStart w:id="116" w:name="ref-box_draper_1987"/>
+    <w:bookmarkStart w:id="129" w:name="refs"/>
+    <w:bookmarkStart w:id="118" w:name="ref-fiveminuteai_probstat"/>
+    <w:p>
+      <w:pPr>
+        <w:pStyle w:val="Bibliography"/>
+      </w:pPr>
+      <w:r>
+        <w:t xml:space="preserve">5MinuteAI. n.d.</w:t>
+      </w:r>
+      <w:r>
+        <w:t xml:space="preserve"> </w:t>
+      </w:r>
+      <w:r>
+        <w:rPr>
+          <w:i/>
+          <w:iCs/>
+        </w:rPr>
+        <w:t xml:space="preserve">Probability &amp; Statistics</w:t>
+      </w:r>
+      <w:r>
+        <w:t xml:space="preserve">. Video playlist on YouTube. Accessed October 12, 2026.</w:t>
+      </w:r>
+      <w:r>
+        <w:t xml:space="preserve"> </w:t>
+      </w:r>
+      <w:hyperlink r:id="rId117">
+        <w:r>
+          <w:rPr>
+            <w:rStyle w:val="Hyperlink"/>
+          </w:rPr>
+          <w:t xml:space="preserve">https://www.youtube.com/playlist?list=PLeB45KifGiuHesi4PALNZSYZFhViVGQJK</w:t>
+        </w:r>
+      </w:hyperlink>
+      <w:r>
+        <w:t xml:space="preserve">.</w:t>
+      </w:r>
+    </w:p>
+    <w:bookmarkEnd w:id="118"/>
+    <w:bookmarkStart w:id="119" w:name="ref-box_draper_1987"/>
     <w:p>
       <w:pPr>
         <w:pStyle w:val="Bibliography"/>
@@ -30947,8 +31021,8 @@
         <w:t xml:space="preserve">. Wiley Series in Probability and Mathematical Statistics. Applied Probability and Statistics. Wiley.</w:t>
       </w:r>
     </w:p>
-    <w:bookmarkEnd w:id="116"/>
-    <w:bookmarkStart w:id="118" w:name="ref-dunn2018generalized"/>
+    <w:bookmarkEnd w:id="119"/>
+    <w:bookmarkStart w:id="121" w:name="ref-dunn2018generalized"/>
     <w:p>
       <w:pPr>
         <w:pStyle w:val="Bibliography"/>
@@ -30986,7 +31060,7 @@
       <w:r>
         <w:t xml:space="preserve"> </w:t>
       </w:r>
-      <w:hyperlink r:id="rId117">
+      <w:hyperlink r:id="rId120">
         <w:r>
           <w:rPr>
             <w:rStyle w:val="Hyperlink"/>
@@ -30998,8 +31072,8 @@
         <w:t xml:space="preserve">.</w:t>
       </w:r>
     </w:p>
-    <w:bookmarkEnd w:id="118"/>
-    <w:bookmarkStart w:id="119" w:name="ref-hosmer1989applied"/>
+    <w:bookmarkEnd w:id="121"/>
+    <w:bookmarkStart w:id="122" w:name="ref-hosmer1989applied"/>
     <w:p>
       <w:pPr>
         <w:pStyle w:val="Bibliography"/>
@@ -31021,8 +31095,8 @@
         <w:t xml:space="preserve">. Wiley.</w:t>
       </w:r>
     </w:p>
-    <w:bookmarkEnd w:id="119"/>
-    <w:bookmarkStart w:id="121" w:name="ref-lawrance2020estimand"/>
+    <w:bookmarkEnd w:id="122"/>
+    <w:bookmarkStart w:id="124" w:name="ref-lawrance2020estimand"/>
     <w:p>
       <w:pPr>
         <w:pStyle w:val="Bibliography"/>
@@ -31055,7 +31129,7 @@
       <w:r>
         <w:t xml:space="preserve"> </w:t>
       </w:r>
-      <w:hyperlink r:id="rId120">
+      <w:hyperlink r:id="rId123">
         <w:r>
           <w:rPr>
             <w:rStyle w:val="Hyperlink"/>
@@ -31067,8 +31141,8 @@
         <w:t xml:space="preserve">.</w:t>
       </w:r>
     </w:p>
-    <w:bookmarkEnd w:id="121"/>
-    <w:bookmarkStart w:id="123" w:name="ref-pohl2021estimands"/>
+    <w:bookmarkEnd w:id="124"/>
+    <w:bookmarkStart w:id="126" w:name="ref-pohl2021estimands"/>
     <w:p>
       <w:pPr>
         <w:pStyle w:val="Bibliography"/>
@@ -31128,7 +31202,7 @@
       <w:r>
         <w:t xml:space="preserve"> </w:t>
       </w:r>
-      <w:hyperlink r:id="rId122">
+      <w:hyperlink r:id="rId125">
         <w:r>
           <w:rPr>
             <w:rStyle w:val="Hyperlink"/>
@@ -31140,8 +31214,8 @@
         <w:t xml:space="preserve">.</w:t>
       </w:r>
     </w:p>
-    <w:bookmarkEnd w:id="123"/>
-    <w:bookmarkStart w:id="125" w:name="ref-van2018flexible"/>
+    <w:bookmarkEnd w:id="126"/>
+    <w:bookmarkStart w:id="128" w:name="ref-van2018flexible"/>
     <w:p>
       <w:pPr>
         <w:pStyle w:val="Bibliography"/>
@@ -31165,7 +31239,7 @@
       <w:r>
         <w:t xml:space="preserve"> </w:t>
       </w:r>
-      <w:hyperlink r:id="rId124">
+      <w:hyperlink r:id="rId127">
         <w:r>
           <w:rPr>
             <w:rStyle w:val="Hyperlink"/>
@@ -31177,9 +31251,9 @@
         <w:t xml:space="preserve">.</w:t>
       </w:r>
     </w:p>
-    <w:bookmarkEnd w:id="125"/>
-    <w:bookmarkEnd w:id="126"/>
-    <w:bookmarkEnd w:id="127"/>
+    <w:bookmarkEnd w:id="128"/>
+    <w:bookmarkEnd w:id="129"/>
+    <w:bookmarkEnd w:id="130"/>
     <w:sectPr>
       <w:footnotePr>
         <w:numRestart w:val="eachSect"/>
